--- a/src/data/cover_letters_2026-03-24/banque-de-france_jobs_data-scientist-h-f_paris-9e-arrondissement.docx
+++ b/src/data/cover_letters_2026-03-24/banque-de-france_jobs_data-scientist-h-f_paris-9e-arrondissement.docx
@@ -33,7 +33,7 @@
         <w:spacing w:after="0"/>
       </w:pPr>
       <w:r>
-        <w:t>These opportunities have allowed me to sharpen my Python skills while working with the modern data stack (check my GitHub: https://github.com/ohassanaly). I bridge the gap between those technologies and domain experts to create business value. In doing so, I realized that I have strong presentation and communication skills, and am very good at giving presentations to technical and executive audiences. For instance, I currently teach lectures on data warehouses and artificial intelligence at Paris Cité University to Master's students in health sciences.</w:t>
+        <w:t>These opportunities have allowed me to sharpen my python skills while working with the modern data stack (check my GitHub: https://github.com/ohassanaly). I bridge the gap between those technologies and domain experts to create business value. In doing so, I realized that I have strong presentation and communication skills, and am very good at giving presentations to technical and executive audiences. For instance, I currently teach lectures on data warehouses and artificial intelligence at Paris Cité University to Master's students in health sciences.</w:t>
       </w:r>
     </w:p>
     <w:p>
@@ -46,7 +46,7 @@
         <w:spacing w:after="0"/>
       </w:pPr>
       <w:r>
-        <w:t>Discovery and curiosity are second nature to me. I am constantly developing my ability to adapt, both in my leisure activities (chess, salsa dancing, capoeira, music, language learning) and in my professional life. At the end of 2025, I had the unique opportunity to impact the digital strategy of the Haematology Department at São Paulo Central Hospital, working alongside its IT team to provide them with unified access to patient data.</w:t>
+        <w:t>Discovery and curiosity are second nature to me. I am constantly developing my ability to adapt, both in my leisure activities (chess, salsa dancing, capoeira, music, language learning) and in my professional life. At the end of 2025, I had the unique opportunity to impact the digital strategy of the Haematology Department at São Paulo Central Hospital, working alongside its IT team to provide them with a unified access to patient data.</w:t>
       </w:r>
     </w:p>
     <w:p>
@@ -72,7 +72,7 @@
         <w:spacing w:after="0"/>
       </w:pPr>
       <w:r>
-        <w:t>Dynamic, curious, and aware of the importance of teamwork to achieve more, I combine technical expertise with presentation and communication skills. I am particularly excited about the opportunity to contribute to the ACPR's Suptech team, participating in innovative experiments and developing machine learning pipelines for financial supervision. My ability to co-design solutions with business teams and explore the latest AI advancements, especially in NLP and LLM, aligns perfectly with the role. I am enthusiastic about helping organizations to get the most out of their data assets and contribute to the industrialization of AI tools.</w:t>
+        <w:t>Dynamic, curious, and aware of the importance of teamwork in order to achieve more, I combine technical expertise with presentation and communication skills. My experience aligns with the role at ACPR, where I am eager to contribute to co-designing innovative solutions, building machine learning pipelines, and exploring the latest AI advancements in financial supervision. I am particularly excited about the opportunity to facilitate the industrialization of AI tools, leveraging my experience with APIs and MLOps. I firmly believe that human interactions help us grow and I am enthusiastic about helping organizations to get the most out of their data assets.</w:t>
       </w:r>
     </w:p>
     <w:sectPr>
